--- a/sem_2/Lab9/Lab9.docx
+++ b/sem_2/Lab9/Lab9.docx
@@ -966,48 +966,67 @@
         </w:numPr>
         <w:suppressLineNumbers w:val="0"/>
         <w:spacing w:before="0" w:beforeAutospacing="0" w:line="360" w:lineRule="auto"/>
-        <w:ind w:left="860" w:leftChars="0" w:hanging="420" w:firstLineChars="0"/>
-        <w:jc w:val="both"/>
-        <w:rPr>
-          <w:rFonts w:hint="default" w:ascii="Times New Roman" w:hAnsi="Times New Roman" w:eastAsia="sans-serif" w:cs="Times New Roman"/>
-          <w:sz w:val="28"/>
-          <w:szCs w:val="28"/>
-        </w:rPr>
-      </w:pPr>
-      <w:r>
-        <w:rPr>
-          <w:rFonts w:hint="default" w:ascii="Times New Roman" w:hAnsi="Times New Roman" w:eastAsia="sans-serif" w:cs="Times New Roman"/>
-          <w:b/>
-          <w:bCs/>
-          <w:sz w:val="28"/>
-          <w:szCs w:val="28"/>
-        </w:rPr>
-        <w:t>Код 1 (или сообщение "Too large size"):</w:t>
-      </w:r>
-      <w:r>
-        <w:rPr>
-          <w:rFonts w:hint="default" w:ascii="Times New Roman" w:hAnsi="Times New Roman" w:eastAsia="sans-serif" w:cs="Times New Roman"/>
-          <w:sz w:val="28"/>
-          <w:szCs w:val="28"/>
-        </w:rPr>
-        <w:t xml:space="preserve"> Возникает в конструкторе или при слиянии списков, если итоговый размер превышает </w:t>
-      </w:r>
-      <w:r>
-        <w:rPr>
-          <w:rStyle w:val="15"/>
-          <w:rFonts w:hint="default" w:ascii="Times New Roman" w:hAnsi="Times New Roman" w:eastAsia="sans-serif" w:cs="Times New Roman"/>
-          <w:sz w:val="28"/>
-          <w:szCs w:val="28"/>
-        </w:rPr>
-        <w:t>MAX_SIZE</w:t>
-      </w:r>
-      <w:r>
-        <w:rPr>
-          <w:rFonts w:hint="default" w:ascii="Times New Roman" w:hAnsi="Times New Roman" w:eastAsia="sans-serif" w:cs="Times New Roman"/>
-          <w:sz w:val="28"/>
-          <w:szCs w:val="28"/>
-        </w:rPr>
-        <w:t xml:space="preserve"> (30). </w:t>
+        <w:ind w:left="840" w:leftChars="0" w:hanging="420" w:firstLineChars="0"/>
+        <w:jc w:val="both"/>
+        <w:rPr>
+          <w:rFonts w:hint="default" w:ascii="Times New Roman" w:hAnsi="Times New Roman" w:eastAsia="sans-serif" w:cs="Times New Roman"/>
+          <w:sz w:val="28"/>
+          <w:szCs w:val="28"/>
+        </w:rPr>
+      </w:pPr>
+      <w:r>
+        <w:rPr>
+          <w:rFonts w:hint="default" w:eastAsia="sans-serif" w:cs="Times New Roman"/>
+          <w:sz w:val="28"/>
+          <w:szCs w:val="28"/>
+          <w:lang w:val="ru-RU"/>
+        </w:rPr>
+        <w:t xml:space="preserve">Для 1 варианта реализации: 1 — превышен размер, 2 — индекс </w:t>
+      </w:r>
+      <w:r>
+        <w:rPr>
+          <w:rFonts w:hint="default" w:eastAsia="sans-serif" w:cs="Times New Roman"/>
+          <w:sz w:val="28"/>
+          <w:szCs w:val="28"/>
+          <w:lang w:val="en-US"/>
+        </w:rPr>
+        <w:t>&lt;</w:t>
+      </w:r>
+      <w:r>
+        <w:rPr>
+          <w:rFonts w:hint="default" w:eastAsia="sans-serif" w:cs="Times New Roman"/>
+          <w:sz w:val="28"/>
+          <w:szCs w:val="28"/>
+          <w:lang w:val="ru-RU"/>
+        </w:rPr>
+        <w:t xml:space="preserve"> 0,     3 — индекс </w:t>
+      </w:r>
+      <w:r>
+        <w:rPr>
+          <w:rFonts w:hint="default" w:eastAsia="sans-serif" w:cs="Times New Roman"/>
+          <w:sz w:val="28"/>
+          <w:szCs w:val="28"/>
+          <w:lang w:val="en-US"/>
+        </w:rPr>
+        <w:t xml:space="preserve">&gt;= size, </w:t>
+      </w:r>
+      <w:r>
+        <w:rPr>
+          <w:rFonts w:hint="default" w:eastAsia="sans-serif" w:cs="Times New Roman"/>
+          <w:sz w:val="28"/>
+          <w:szCs w:val="28"/>
+          <w:lang w:val="ru-RU"/>
+        </w:rPr>
+        <w:t>4 — переполнение при сложении, 5 — переполнение при добавлении, 6 — удаление из пустого вектора</w:t>
+      </w:r>
+      <w:r>
+        <w:rPr>
+          <w:rFonts w:hint="default" w:eastAsia="sans-serif" w:cs="Times New Roman"/>
+          <w:sz w:val="28"/>
+          <w:szCs w:val="28"/>
+          <w:lang w:val="en-US"/>
+        </w:rPr>
+        <w:t>;</w:t>
       </w:r>
     </w:p>
     <w:p>
@@ -1022,31 +1041,116 @@
         </w:numPr>
         <w:suppressLineNumbers w:val="0"/>
         <w:spacing w:before="0" w:beforeAutospacing="0" w:line="360" w:lineRule="auto"/>
-        <w:ind w:left="860" w:leftChars="0" w:hanging="420" w:firstLineChars="0"/>
-        <w:jc w:val="both"/>
-        <w:rPr>
-          <w:rFonts w:hint="default" w:ascii="Times New Roman" w:hAnsi="Times New Roman" w:eastAsia="sans-serif" w:cs="Times New Roman"/>
-          <w:sz w:val="28"/>
-          <w:szCs w:val="28"/>
-        </w:rPr>
-      </w:pPr>
-      <w:r>
-        <w:rPr>
-          <w:rFonts w:hint="default" w:ascii="Times New Roman" w:hAnsi="Times New Roman" w:eastAsia="sans-serif" w:cs="Times New Roman"/>
-          <w:b/>
-          <w:bCs/>
-          <w:sz w:val="28"/>
-          <w:szCs w:val="28"/>
-        </w:rPr>
-        <w:t>Код 2 (или сообщение "index &lt; 0"):</w:t>
-      </w:r>
-      <w:r>
-        <w:rPr>
-          <w:rFonts w:hint="default" w:ascii="Times New Roman" w:hAnsi="Times New Roman" w:eastAsia="sans-serif" w:cs="Times New Roman"/>
-          <w:sz w:val="28"/>
-          <w:szCs w:val="28"/>
-        </w:rPr>
-        <w:t xml:space="preserve"> Возникает при попытке обращения по отрицательному индексу. </w:t>
+        <w:ind w:left="840" w:leftChars="0" w:hanging="420" w:firstLineChars="0"/>
+        <w:jc w:val="both"/>
+        <w:rPr>
+          <w:rFonts w:hint="default" w:ascii="Times New Roman" w:hAnsi="Times New Roman" w:eastAsia="sans-serif" w:cs="Times New Roman"/>
+          <w:sz w:val="28"/>
+          <w:szCs w:val="28"/>
+        </w:rPr>
+      </w:pPr>
+      <w:r>
+        <w:rPr>
+          <w:rFonts w:hint="default" w:eastAsia="sans-serif" w:cs="Times New Roman"/>
+          <w:sz w:val="28"/>
+          <w:szCs w:val="28"/>
+          <w:lang w:val="ru-RU"/>
+        </w:rPr>
+        <w:t>Для 2 варианта реализации</w:t>
+      </w:r>
+      <w:r>
+        <w:rPr>
+          <w:rFonts w:hint="default" w:eastAsia="sans-serif" w:cs="Times New Roman"/>
+          <w:sz w:val="28"/>
+          <w:szCs w:val="28"/>
+          <w:lang w:val="en-US"/>
+        </w:rPr>
+        <w:t xml:space="preserve">: </w:t>
+      </w:r>
+      <w:r>
+        <w:rPr>
+          <w:rFonts w:hint="default" w:ascii="Times New Roman" w:hAnsi="Times New Roman" w:eastAsia="SimSun" w:cs="Times New Roman"/>
+          <w:sz w:val="28"/>
+          <w:szCs w:val="28"/>
+        </w:rPr>
+        <w:t>size &gt; MAX_SIZE</w:t>
+      </w:r>
+      <w:r>
+        <w:rPr>
+          <w:rFonts w:hint="default" w:ascii="Times New Roman" w:hAnsi="Times New Roman" w:cs="Times New Roman"/>
+          <w:sz w:val="28"/>
+          <w:szCs w:val="28"/>
+          <w:lang w:val="ru-RU"/>
+        </w:rPr>
+        <w:t xml:space="preserve">, </w:t>
+      </w:r>
+      <w:r>
+        <w:rPr>
+          <w:rFonts w:hint="default" w:ascii="Times New Roman" w:hAnsi="Times New Roman" w:eastAsia="SimSun" w:cs="Times New Roman"/>
+          <w:sz w:val="28"/>
+          <w:szCs w:val="28"/>
+        </w:rPr>
+        <w:t>index &lt; 0</w:t>
+      </w:r>
+      <w:r>
+        <w:rPr>
+          <w:rFonts w:hint="default" w:ascii="Times New Roman" w:hAnsi="Times New Roman" w:cs="Times New Roman"/>
+          <w:sz w:val="28"/>
+          <w:szCs w:val="28"/>
+          <w:lang w:val="ru-RU"/>
+        </w:rPr>
+        <w:t xml:space="preserve">, </w:t>
+      </w:r>
+      <w:r>
+        <w:rPr>
+          <w:rFonts w:hint="default" w:ascii="Times New Roman" w:hAnsi="Times New Roman" w:eastAsia="SimSun" w:cs="Times New Roman"/>
+          <w:sz w:val="28"/>
+          <w:szCs w:val="28"/>
+        </w:rPr>
+        <w:t>index &gt; size</w:t>
+      </w:r>
+      <w:r>
+        <w:rPr>
+          <w:rFonts w:hint="default" w:ascii="Times New Roman" w:hAnsi="Times New Roman" w:cs="Times New Roman"/>
+          <w:sz w:val="28"/>
+          <w:szCs w:val="28"/>
+          <w:lang w:val="ru-RU"/>
+        </w:rPr>
+        <w:t xml:space="preserve">, </w:t>
+      </w:r>
+      <w:r>
+        <w:rPr>
+          <w:rFonts w:hint="default" w:ascii="Times New Roman" w:hAnsi="Times New Roman" w:eastAsia="SimSun" w:cs="Times New Roman"/>
+          <w:sz w:val="28"/>
+          <w:szCs w:val="28"/>
+        </w:rPr>
+        <w:t>overflow</w:t>
+      </w:r>
+      <w:r>
+        <w:rPr>
+          <w:rFonts w:hint="default" w:ascii="Times New Roman" w:hAnsi="Times New Roman" w:cs="Times New Roman"/>
+          <w:sz w:val="28"/>
+          <w:szCs w:val="28"/>
+          <w:lang w:val="ru-RU"/>
+        </w:rPr>
+        <w:t xml:space="preserve">, </w:t>
+      </w:r>
+      <w:r>
+        <w:rPr>
+          <w:rFonts w:hint="default" w:ascii="Times New Roman" w:hAnsi="Times New Roman" w:eastAsia="SimSun" w:cs="Times New Roman"/>
+          <w:sz w:val="28"/>
+          <w:szCs w:val="28"/>
+        </w:rPr>
+        <w:t>empty list</w:t>
+      </w:r>
+      <w:r>
+        <w:rPr>
+          <w:rFonts w:hint="default" w:ascii="Times New Roman" w:hAnsi="Times New Roman" w:cs="Times New Roman"/>
+          <w:sz w:val="28"/>
+          <w:szCs w:val="28"/>
+          <w:lang w:val="ru-RU"/>
+        </w:rPr>
+        <w:t>.</w:t>
       </w:r>
     </w:p>
     <w:p>
@@ -1055,38 +1159,15 @@
         <w:keepNext w:val="0"/>
         <w:keepLines w:val="0"/>
         <w:widowControl/>
-        <w:numPr>
-          <w:ilvl w:val="0"/>
-          <w:numId w:val="4"/>
-        </w:numPr>
         <w:suppressLineNumbers w:val="0"/>
         <w:spacing w:before="0" w:beforeAutospacing="0" w:line="360" w:lineRule="auto"/>
-        <w:ind w:left="860" w:leftChars="0" w:hanging="420" w:firstLineChars="0"/>
-        <w:jc w:val="both"/>
-        <w:rPr>
-          <w:rFonts w:hint="default" w:ascii="Times New Roman" w:hAnsi="Times New Roman" w:eastAsia="sans-serif" w:cs="Times New Roman"/>
-          <w:sz w:val="28"/>
-          <w:szCs w:val="28"/>
-        </w:rPr>
-      </w:pPr>
-      <w:r>
-        <w:rPr>
-          <w:rFonts w:hint="default" w:ascii="Times New Roman" w:hAnsi="Times New Roman" w:eastAsia="sans-serif" w:cs="Times New Roman"/>
-          <w:b/>
-          <w:bCs/>
-          <w:sz w:val="28"/>
-          <w:szCs w:val="28"/>
-        </w:rPr>
-        <w:t>Код 3 (или сообщение "index out of range"):</w:t>
-      </w:r>
-      <w:r>
-        <w:rPr>
-          <w:rFonts w:hint="default" w:ascii="Times New Roman" w:hAnsi="Times New Roman" w:eastAsia="sans-serif" w:cs="Times New Roman"/>
-          <w:sz w:val="28"/>
-          <w:szCs w:val="28"/>
-        </w:rPr>
-        <w:t xml:space="preserve"> Возникает при обращении по индексу, равному или превышающему текущий размер списка.</w:t>
-      </w:r>
+        <w:jc w:val="both"/>
+        <w:rPr>
+          <w:rFonts w:hint="default" w:ascii="Times New Roman" w:hAnsi="Times New Roman" w:eastAsia="sans-serif" w:cs="Times New Roman"/>
+          <w:sz w:val="28"/>
+          <w:szCs w:val="28"/>
+        </w:rPr>
+      </w:pPr>
     </w:p>
     <w:p>
       <w:pPr>
@@ -1094,37 +1175,31 @@
         <w:keepNext w:val="0"/>
         <w:keepLines w:val="0"/>
         <w:widowControl/>
-        <w:numPr>
-          <w:ilvl w:val="0"/>
-          <w:numId w:val="4"/>
-        </w:numPr>
         <w:suppressLineNumbers w:val="0"/>
         <w:spacing w:before="0" w:beforeAutospacing="0" w:line="360" w:lineRule="auto"/>
-        <w:ind w:left="860" w:leftChars="0" w:hanging="420" w:firstLineChars="0"/>
-        <w:jc w:val="both"/>
-        <w:rPr>
-          <w:rFonts w:hint="default"/>
-          <w:lang w:val="ru-RU"/>
-        </w:rPr>
-      </w:pPr>
-      <w:r>
-        <w:rPr>
-          <w:rFonts w:hint="default" w:ascii="Times New Roman" w:hAnsi="Times New Roman" w:eastAsia="sans-serif" w:cs="Times New Roman"/>
-          <w:b/>
-          <w:bCs/>
-          <w:sz w:val="28"/>
-          <w:szCs w:val="28"/>
-        </w:rPr>
-        <w:t>Код 4 (или сообщение "Overflow"):</w:t>
-      </w:r>
-      <w:r>
-        <w:rPr>
-          <w:rFonts w:hint="default" w:ascii="Times New Roman" w:hAnsi="Times New Roman" w:eastAsia="sans-serif" w:cs="Times New Roman"/>
-          <w:sz w:val="28"/>
-          <w:szCs w:val="28"/>
-        </w:rPr>
-        <w:t xml:space="preserve"> Возникает при попытке добавить новый элемент, если список уже заполнен до предела. </w:t>
-      </w:r>
+        <w:jc w:val="both"/>
+        <w:rPr>
+          <w:rFonts w:hint="default" w:ascii="Times New Roman" w:hAnsi="Times New Roman" w:eastAsia="sans-serif" w:cs="Times New Roman"/>
+          <w:sz w:val="28"/>
+          <w:szCs w:val="28"/>
+        </w:rPr>
+      </w:pPr>
+    </w:p>
+    <w:p>
+      <w:pPr>
+        <w:pStyle w:val="22"/>
+        <w:keepNext w:val="0"/>
+        <w:keepLines w:val="0"/>
+        <w:widowControl/>
+        <w:suppressLineNumbers w:val="0"/>
+        <w:spacing w:before="0" w:beforeAutospacing="0" w:line="360" w:lineRule="auto"/>
+        <w:jc w:val="both"/>
+        <w:rPr>
+          <w:rFonts w:hint="default" w:ascii="Times New Roman" w:hAnsi="Times New Roman" w:eastAsia="sans-serif" w:cs="Times New Roman"/>
+          <w:sz w:val="28"/>
+          <w:szCs w:val="28"/>
+        </w:rPr>
+      </w:pPr>
     </w:p>
     <w:p>
       <w:pPr>
@@ -1173,7 +1248,24 @@
           <w:sz w:val="28"/>
           <w:szCs w:val="28"/>
         </w:rPr>
-        <w:t>Поскольку работа выполнена двумя проектами, используются два способа передачи информации об ошибках:</w:t>
+        <w:t xml:space="preserve">Поскольку работа </w:t>
+      </w:r>
+      <w:r>
+        <w:rPr>
+          <w:rFonts w:hint="default" w:cs="Times New Roman"/>
+          <w:sz w:val="28"/>
+          <w:szCs w:val="28"/>
+          <w:lang w:val="ru-RU"/>
+        </w:rPr>
+        <w:t>требует 2 метода реализаци</w:t>
+      </w:r>
+      <w:r>
+        <w:rPr>
+          <w:rFonts w:hint="default" w:ascii="Times New Roman" w:hAnsi="Times New Roman" w:cs="Times New Roman"/>
+          <w:sz w:val="28"/>
+          <w:szCs w:val="28"/>
+        </w:rPr>
+        <w:t>и, используются два способа передачи информации об ошибках:</w:t>
       </w:r>
     </w:p>
     <w:p>
@@ -1707,9 +1799,78 @@
         <w:keepNext w:val="0"/>
         <w:keepLines w:val="0"/>
         <w:widowControl/>
-        <w:suppressLineNumbers w:val="0"/>
-        <w:ind w:left="1440"/>
-      </w:pPr>
+        <w:numPr>
+          <w:numId w:val="0"/>
+        </w:numPr>
+        <w:suppressLineNumbers w:val="0"/>
+        <w:spacing w:before="0" w:beforeAutospacing="1" w:after="0" w:afterAutospacing="1" w:line="360" w:lineRule="auto"/>
+        <w:ind w:right="0" w:rightChars="0"/>
+        <w:jc w:val="both"/>
+        <w:rPr>
+          <w:rFonts w:hint="default" w:ascii="Times New Roman" w:hAnsi="Times New Roman" w:cs="Times New Roman"/>
+          <w:sz w:val="28"/>
+          <w:szCs w:val="28"/>
+        </w:rPr>
+      </w:pPr>
+      <w:r>
+        <w:rPr>
+          <w:rFonts w:hint="default" w:ascii="Times New Roman" w:hAnsi="Times New Roman"/>
+          <w:sz w:val="28"/>
+          <w:szCs w:val="28"/>
+        </w:rPr>
+        <w:t>Для демонстрации первого варианта обработки исключений</w:t>
+      </w:r>
+      <w:r>
+        <w:rPr>
+          <w:rFonts w:hint="default"/>
+          <w:sz w:val="28"/>
+          <w:szCs w:val="28"/>
+          <w:lang w:val="ru-RU"/>
+        </w:rPr>
+        <w:t xml:space="preserve"> </w:t>
+      </w:r>
+      <w:r>
+        <w:rPr>
+          <w:rFonts w:hint="default" w:ascii="Times New Roman" w:hAnsi="Times New Roman"/>
+          <w:sz w:val="28"/>
+          <w:szCs w:val="28"/>
+        </w:rPr>
+        <w:t>используется</w:t>
+      </w:r>
+      <w:r>
+        <w:rPr>
+          <w:rFonts w:hint="default"/>
+          <w:sz w:val="28"/>
+          <w:szCs w:val="28"/>
+          <w:lang w:val="ru-RU"/>
+        </w:rPr>
+        <w:t xml:space="preserve"> </w:t>
+      </w:r>
+      <w:r>
+        <w:rPr>
+          <w:rFonts w:hint="default" w:ascii="Times New Roman" w:hAnsi="Times New Roman"/>
+          <w:sz w:val="28"/>
+          <w:szCs w:val="28"/>
+        </w:rPr>
+        <w:t>вспомогательный класс Vector,</w:t>
+      </w:r>
+      <w:r>
+        <w:rPr>
+          <w:rFonts w:hint="default"/>
+          <w:sz w:val="28"/>
+          <w:szCs w:val="28"/>
+          <w:lang w:val="ru-RU"/>
+        </w:rPr>
+        <w:t xml:space="preserve"> </w:t>
+      </w:r>
+      <w:r>
+        <w:rPr>
+          <w:rFonts w:hint="default" w:ascii="Times New Roman" w:hAnsi="Times New Roman"/>
+          <w:sz w:val="28"/>
+          <w:szCs w:val="28"/>
+        </w:rPr>
+        <w:t>в котором ошибки передаются через тип int.</w:t>
+      </w:r>
     </w:p>
     <w:p>
       <w:pPr>
@@ -1718,7 +1879,10 @@
         <w:keepLines w:val="0"/>
         <w:widowControl/>
         <w:suppressLineNumbers w:val="0"/>
-        <w:ind w:left="1440"/>
+        <w:rPr>
+          <w:rFonts w:hint="default"/>
+          <w:lang w:val="ru-RU"/>
+        </w:rPr>
       </w:pPr>
     </w:p>
     <w:p>
@@ -1728,17 +1892,6 @@
         <w:keepLines w:val="0"/>
         <w:widowControl/>
         <w:suppressLineNumbers w:val="0"/>
-        <w:ind w:left="1440"/>
-      </w:pPr>
-    </w:p>
-    <w:p>
-      <w:pPr>
-        <w:pStyle w:val="22"/>
-        <w:keepNext w:val="0"/>
-        <w:keepLines w:val="0"/>
-        <w:widowControl/>
-        <w:suppressLineNumbers w:val="0"/>
-        <w:ind w:left="1440"/>
         <w:rPr>
           <w:rFonts w:hint="default"/>
           <w:lang w:val="ru-RU"/>
@@ -1977,6 +2130,241 @@
         <w:keepLines w:val="0"/>
         <w:widowControl/>
         <w:numPr>
+          <w:ilvl w:val="0"/>
+          <w:numId w:val="0"/>
+        </w:numPr>
+        <w:suppressLineNumbers w:val="0"/>
+        <w:spacing w:before="0" w:beforeAutospacing="1" w:after="0" w:afterAutospacing="1"/>
+      </w:pPr>
+    </w:p>
+    <w:p>
+      <w:pPr>
+        <w:keepNext w:val="0"/>
+        <w:keepLines w:val="0"/>
+        <w:widowControl/>
+        <w:numPr>
+          <w:ilvl w:val="0"/>
+          <w:numId w:val="0"/>
+        </w:numPr>
+        <w:suppressLineNumbers w:val="0"/>
+        <w:spacing w:before="0" w:beforeAutospacing="1" w:after="0" w:afterAutospacing="1"/>
+      </w:pPr>
+    </w:p>
+    <w:p>
+      <w:pPr>
+        <w:keepNext w:val="0"/>
+        <w:keepLines w:val="0"/>
+        <w:widowControl/>
+        <w:numPr>
+          <w:ilvl w:val="0"/>
+          <w:numId w:val="0"/>
+        </w:numPr>
+        <w:suppressLineNumbers w:val="0"/>
+        <w:spacing w:before="0" w:beforeAutospacing="1" w:after="0" w:afterAutospacing="1"/>
+      </w:pPr>
+    </w:p>
+    <w:p>
+      <w:pPr>
+        <w:keepNext w:val="0"/>
+        <w:keepLines w:val="0"/>
+        <w:widowControl/>
+        <w:numPr>
+          <w:ilvl w:val="0"/>
+          <w:numId w:val="0"/>
+        </w:numPr>
+        <w:suppressLineNumbers w:val="0"/>
+        <w:spacing w:before="0" w:beforeAutospacing="1" w:after="0" w:afterAutospacing="1"/>
+      </w:pPr>
+    </w:p>
+    <w:p>
+      <w:pPr>
+        <w:keepNext w:val="0"/>
+        <w:keepLines w:val="0"/>
+        <w:widowControl/>
+        <w:numPr>
+          <w:ilvl w:val="0"/>
+          <w:numId w:val="0"/>
+        </w:numPr>
+        <w:suppressLineNumbers w:val="0"/>
+        <w:spacing w:before="0" w:beforeAutospacing="1" w:after="0" w:afterAutospacing="1"/>
+      </w:pPr>
+    </w:p>
+    <w:p>
+      <w:pPr>
+        <w:keepNext w:val="0"/>
+        <w:keepLines w:val="0"/>
+        <w:widowControl/>
+        <w:numPr>
+          <w:ilvl w:val="0"/>
+          <w:numId w:val="0"/>
+        </w:numPr>
+        <w:suppressLineNumbers w:val="0"/>
+        <w:spacing w:before="0" w:beforeAutospacing="1" w:after="0" w:afterAutospacing="1"/>
+      </w:pPr>
+    </w:p>
+    <w:p>
+      <w:pPr>
+        <w:keepNext w:val="0"/>
+        <w:keepLines w:val="0"/>
+        <w:widowControl/>
+        <w:numPr>
+          <w:ilvl w:val="0"/>
+          <w:numId w:val="0"/>
+        </w:numPr>
+        <w:suppressLineNumbers w:val="0"/>
+        <w:spacing w:before="0" w:beforeAutospacing="1" w:after="0" w:afterAutospacing="1"/>
+      </w:pPr>
+    </w:p>
+    <w:p>
+      <w:pPr>
+        <w:keepNext w:val="0"/>
+        <w:keepLines w:val="0"/>
+        <w:widowControl/>
+        <w:numPr>
+          <w:ilvl w:val="0"/>
+          <w:numId w:val="0"/>
+        </w:numPr>
+        <w:suppressLineNumbers w:val="0"/>
+        <w:spacing w:before="0" w:beforeAutospacing="1" w:after="0" w:afterAutospacing="1"/>
+      </w:pPr>
+    </w:p>
+    <w:p>
+      <w:pPr>
+        <w:keepNext w:val="0"/>
+        <w:keepLines w:val="0"/>
+        <w:widowControl/>
+        <w:numPr>
+          <w:ilvl w:val="0"/>
+          <w:numId w:val="0"/>
+        </w:numPr>
+        <w:suppressLineNumbers w:val="0"/>
+        <w:spacing w:before="0" w:beforeAutospacing="1" w:after="0" w:afterAutospacing="1"/>
+      </w:pPr>
+    </w:p>
+    <w:p>
+      <w:pPr>
+        <w:keepNext w:val="0"/>
+        <w:keepLines w:val="0"/>
+        <w:widowControl/>
+        <w:numPr>
+          <w:ilvl w:val="0"/>
+          <w:numId w:val="0"/>
+        </w:numPr>
+        <w:suppressLineNumbers w:val="0"/>
+        <w:spacing w:before="0" w:beforeAutospacing="1" w:after="0" w:afterAutospacing="1"/>
+      </w:pPr>
+    </w:p>
+    <w:p>
+      <w:pPr>
+        <w:keepNext w:val="0"/>
+        <w:keepLines w:val="0"/>
+        <w:widowControl/>
+        <w:numPr>
+          <w:ilvl w:val="0"/>
+          <w:numId w:val="0"/>
+        </w:numPr>
+        <w:suppressLineNumbers w:val="0"/>
+        <w:spacing w:before="0" w:beforeAutospacing="1" w:after="0" w:afterAutospacing="1"/>
+      </w:pPr>
+    </w:p>
+    <w:p>
+      <w:pPr>
+        <w:keepNext w:val="0"/>
+        <w:keepLines w:val="0"/>
+        <w:widowControl/>
+        <w:numPr>
+          <w:ilvl w:val="0"/>
+          <w:numId w:val="0"/>
+        </w:numPr>
+        <w:suppressLineNumbers w:val="0"/>
+        <w:spacing w:before="0" w:beforeAutospacing="1" w:after="0" w:afterAutospacing="1"/>
+      </w:pPr>
+    </w:p>
+    <w:p>
+      <w:pPr>
+        <w:keepNext w:val="0"/>
+        <w:keepLines w:val="0"/>
+        <w:widowControl/>
+        <w:numPr>
+          <w:ilvl w:val="0"/>
+          <w:numId w:val="0"/>
+        </w:numPr>
+        <w:suppressLineNumbers w:val="0"/>
+        <w:spacing w:before="0" w:beforeAutospacing="1" w:after="0" w:afterAutospacing="1"/>
+      </w:pPr>
+    </w:p>
+    <w:p>
+      <w:pPr>
+        <w:keepNext w:val="0"/>
+        <w:keepLines w:val="0"/>
+        <w:widowControl/>
+        <w:numPr>
+          <w:ilvl w:val="0"/>
+          <w:numId w:val="0"/>
+        </w:numPr>
+        <w:suppressLineNumbers w:val="0"/>
+        <w:spacing w:before="0" w:beforeAutospacing="1" w:after="0" w:afterAutospacing="1"/>
+      </w:pPr>
+    </w:p>
+    <w:p>
+      <w:pPr>
+        <w:keepNext w:val="0"/>
+        <w:keepLines w:val="0"/>
+        <w:widowControl/>
+        <w:numPr>
+          <w:ilvl w:val="0"/>
+          <w:numId w:val="0"/>
+        </w:numPr>
+        <w:suppressLineNumbers w:val="0"/>
+        <w:spacing w:before="0" w:beforeAutospacing="1" w:after="0" w:afterAutospacing="1"/>
+      </w:pPr>
+    </w:p>
+    <w:p>
+      <w:pPr>
+        <w:keepNext w:val="0"/>
+        <w:keepLines w:val="0"/>
+        <w:widowControl/>
+        <w:numPr>
+          <w:ilvl w:val="0"/>
+          <w:numId w:val="0"/>
+        </w:numPr>
+        <w:suppressLineNumbers w:val="0"/>
+        <w:spacing w:before="0" w:beforeAutospacing="1" w:after="0" w:afterAutospacing="1"/>
+      </w:pPr>
+    </w:p>
+    <w:p>
+      <w:pPr>
+        <w:keepNext w:val="0"/>
+        <w:keepLines w:val="0"/>
+        <w:widowControl/>
+        <w:numPr>
+          <w:ilvl w:val="0"/>
+          <w:numId w:val="0"/>
+        </w:numPr>
+        <w:suppressLineNumbers w:val="0"/>
+        <w:spacing w:before="0" w:beforeAutospacing="1" w:after="0" w:afterAutospacing="1"/>
+      </w:pPr>
+    </w:p>
+    <w:p>
+      <w:pPr>
+        <w:keepNext w:val="0"/>
+        <w:keepLines w:val="0"/>
+        <w:widowControl/>
+        <w:numPr>
+          <w:ilvl w:val="0"/>
+          <w:numId w:val="0"/>
+        </w:numPr>
+        <w:suppressLineNumbers w:val="0"/>
+        <w:spacing w:before="0" w:beforeAutospacing="1" w:after="0" w:afterAutospacing="1"/>
+      </w:pPr>
+    </w:p>
+    <w:p>
+      <w:pPr>
+        <w:keepNext w:val="0"/>
+        <w:keepLines w:val="0"/>
+        <w:widowControl/>
+        <w:numPr>
+          <w:ilvl w:val="0"/>
           <w:numId w:val="0"/>
         </w:numPr>
         <w:suppressLineNumbers w:val="0"/>
@@ -2056,6 +2444,7 @@
         <w:pageBreakBefore w:val="0"/>
         <w:widowControl/>
         <w:numPr>
+          <w:ilvl w:val="0"/>
           <w:numId w:val="0"/>
         </w:numPr>
         <w:suppressLineNumbers w:val="0"/>
@@ -2101,7 +2490,24 @@
           <w:sz w:val="28"/>
           <w:szCs w:val="28"/>
         </w:rPr>
-        <w:t xml:space="preserve"> демонстрирует работу обоих вариантов обработки. Все критические операции помещены в блок </w:t>
+        <w:t xml:space="preserve"> демонстрирует работу обоих вариантов обработки. Все критические</w:t>
+      </w:r>
+      <w:r>
+        <w:rPr>
+          <w:rFonts w:hint="default" w:cs="Times New Roman"/>
+          <w:sz w:val="28"/>
+          <w:szCs w:val="28"/>
+          <w:lang w:val="ru-RU"/>
+        </w:rPr>
+        <w:t xml:space="preserve"> </w:t>
+      </w:r>
+      <w:r>
+        <w:rPr>
+          <w:rFonts w:hint="default" w:ascii="Times New Roman" w:hAnsi="Times New Roman" w:eastAsia="SimSun" w:cs="Times New Roman"/>
+          <w:sz w:val="28"/>
+          <w:szCs w:val="28"/>
+        </w:rPr>
+        <w:t xml:space="preserve">операции помещены в блок </w:t>
       </w:r>
       <w:r>
         <w:rPr>
@@ -2129,6 +2535,7 @@
         <w:pageBreakBefore w:val="0"/>
         <w:widowControl/>
         <w:numPr>
+          <w:ilvl w:val="0"/>
           <w:numId w:val="0"/>
         </w:numPr>
         <w:suppressLineNumbers w:val="0"/>
@@ -2149,9 +2556,9 @@
       <w:r>
         <w:drawing>
           <wp:inline distT="0" distB="0" distL="114300" distR="114300">
-            <wp:extent cx="5986145" cy="3714750"/>
-            <wp:effectExtent l="0" t="0" r="14605" b="0"/>
-            <wp:docPr id="1" name="Изображение 1"/>
+            <wp:extent cx="5989320" cy="3580130"/>
+            <wp:effectExtent l="0" t="0" r="11430" b="1270"/>
+            <wp:docPr id="6" name="Изображение 3"/>
             <wp:cNvGraphicFramePr>
               <a:graphicFrameLocks xmlns:a="http://schemas.openxmlformats.org/drawingml/2006/main" noChangeAspect="1"/>
             </wp:cNvGraphicFramePr>
@@ -2159,7 +2566,7 @@
               <a:graphicData uri="http://schemas.openxmlformats.org/drawingml/2006/picture">
                 <pic:pic xmlns:pic="http://schemas.openxmlformats.org/drawingml/2006/picture">
                   <pic:nvPicPr>
-                    <pic:cNvPr id="1" name="Изображение 1"/>
+                    <pic:cNvPr id="6" name="Изображение 3"/>
                     <pic:cNvPicPr>
                       <a:picLocks noChangeAspect="1"/>
                     </pic:cNvPicPr>
@@ -2173,7 +2580,7 @@
                   <pic:spPr>
                     <a:xfrm>
                       <a:off x="0" y="0"/>
-                      <a:ext cx="5986145" cy="3714750"/>
+                      <a:ext cx="5989320" cy="3580130"/>
                     </a:xfrm>
                     <a:prstGeom prst="rect">
                       <a:avLst/>
@@ -2198,6 +2605,7 @@
         <w:pageBreakBefore w:val="0"/>
         <w:widowControl/>
         <w:numPr>
+          <w:ilvl w:val="0"/>
           <w:numId w:val="0"/>
         </w:numPr>
         <w:suppressLineNumbers w:val="0"/>
@@ -2215,148 +2623,12 @@
         <w:jc w:val="both"/>
         <w:textAlignment w:val="auto"/>
       </w:pPr>
-    </w:p>
-    <w:p>
-      <w:pPr>
-        <w:pStyle w:val="22"/>
-        <w:keepNext w:val="0"/>
-        <w:keepLines w:val="0"/>
-        <w:pageBreakBefore w:val="0"/>
-        <w:widowControl/>
-        <w:numPr>
-          <w:numId w:val="0"/>
-        </w:numPr>
-        <w:suppressLineNumbers w:val="0"/>
-        <w:kinsoku/>
-        <w:wordWrap/>
-        <w:overflowPunct/>
-        <w:topLinePunct w:val="0"/>
-        <w:autoSpaceDE/>
-        <w:autoSpaceDN/>
-        <w:bidi w:val="0"/>
-        <w:adjustRightInd/>
-        <w:snapToGrid/>
-        <w:spacing w:before="0" w:beforeAutospacing="1" w:after="0" w:afterAutospacing="1" w:line="360" w:lineRule="auto"/>
-        <w:ind w:right="0" w:rightChars="0"/>
-        <w:jc w:val="both"/>
-        <w:textAlignment w:val="auto"/>
-      </w:pPr>
-    </w:p>
-    <w:p>
-      <w:pPr>
-        <w:pStyle w:val="22"/>
-        <w:keepNext w:val="0"/>
-        <w:keepLines w:val="0"/>
-        <w:pageBreakBefore w:val="0"/>
-        <w:widowControl/>
-        <w:numPr>
-          <w:numId w:val="0"/>
-        </w:numPr>
-        <w:suppressLineNumbers w:val="0"/>
-        <w:kinsoku/>
-        <w:wordWrap/>
-        <w:overflowPunct/>
-        <w:topLinePunct w:val="0"/>
-        <w:autoSpaceDE/>
-        <w:autoSpaceDN/>
-        <w:bidi w:val="0"/>
-        <w:adjustRightInd/>
-        <w:snapToGrid/>
-        <w:spacing w:before="0" w:beforeAutospacing="1" w:after="0" w:afterAutospacing="1" w:line="360" w:lineRule="auto"/>
-        <w:ind w:right="0" w:rightChars="0"/>
-        <w:jc w:val="both"/>
-        <w:textAlignment w:val="auto"/>
-      </w:pPr>
-    </w:p>
-    <w:p>
-      <w:pPr>
-        <w:pStyle w:val="22"/>
-        <w:keepNext w:val="0"/>
-        <w:keepLines w:val="0"/>
-        <w:pageBreakBefore w:val="0"/>
-        <w:widowControl/>
-        <w:numPr>
-          <w:ilvl w:val="0"/>
-          <w:numId w:val="1"/>
-        </w:numPr>
-        <w:suppressLineNumbers w:val="0"/>
-        <w:kinsoku/>
-        <w:wordWrap/>
-        <w:overflowPunct/>
-        <w:topLinePunct w:val="0"/>
-        <w:autoSpaceDE/>
-        <w:autoSpaceDN/>
-        <w:bidi w:val="0"/>
-        <w:adjustRightInd/>
-        <w:snapToGrid/>
-        <w:spacing w:before="0" w:beforeAutospacing="1" w:after="0" w:afterAutospacing="1" w:line="360" w:lineRule="auto"/>
-        <w:ind w:left="440" w:leftChars="0" w:right="0" w:rightChars="0" w:firstLine="0" w:firstLineChars="0"/>
-        <w:jc w:val="center"/>
-        <w:textAlignment w:val="auto"/>
-        <w:rPr>
-          <w:rFonts w:hint="default"/>
-          <w:b/>
-          <w:bCs/>
-          <w:sz w:val="28"/>
-          <w:szCs w:val="28"/>
-          <w:lang w:val="en-US"/>
-        </w:rPr>
-      </w:pPr>
-      <w:r>
-        <w:rPr>
-          <w:rFonts w:hint="default"/>
-          <w:b/>
-          <w:bCs/>
-          <w:sz w:val="28"/>
-          <w:szCs w:val="28"/>
-          <w:lang w:val="en-US"/>
-        </w:rPr>
-        <w:t>UML-</w:t>
-      </w:r>
-      <w:r>
-        <w:rPr>
-          <w:rFonts w:hint="default"/>
-          <w:b/>
-          <w:bCs/>
-          <w:sz w:val="28"/>
-          <w:szCs w:val="28"/>
-          <w:lang w:val="ru-RU"/>
-        </w:rPr>
-        <w:t>диаграмма</w:t>
-      </w:r>
-    </w:p>
-    <w:p>
-      <w:pPr>
-        <w:pStyle w:val="22"/>
-        <w:keepNext w:val="0"/>
-        <w:keepLines w:val="0"/>
-        <w:pageBreakBefore w:val="0"/>
-        <w:widowControl/>
-        <w:numPr>
-          <w:ilvl w:val="0"/>
-          <w:numId w:val="0"/>
-        </w:numPr>
-        <w:suppressLineNumbers w:val="0"/>
-        <w:kinsoku/>
-        <w:wordWrap/>
-        <w:overflowPunct/>
-        <w:topLinePunct w:val="0"/>
-        <w:autoSpaceDE/>
-        <w:autoSpaceDN/>
-        <w:bidi w:val="0"/>
-        <w:adjustRightInd/>
-        <w:snapToGrid/>
-        <w:spacing w:before="0" w:beforeAutospacing="1" w:after="0" w:afterAutospacing="1" w:line="360" w:lineRule="auto"/>
-        <w:ind w:right="0" w:rightChars="0"/>
-        <w:jc w:val="both"/>
-        <w:textAlignment w:val="auto"/>
-      </w:pPr>
       <w:r>
         <w:drawing>
           <wp:inline distT="0" distB="0" distL="114300" distR="114300">
-            <wp:extent cx="6003290" cy="4568190"/>
-            <wp:effectExtent l="0" t="0" r="16510" b="3810"/>
-            <wp:docPr id="2" name="Изображение 2"/>
+            <wp:extent cx="5831840" cy="3947795"/>
+            <wp:effectExtent l="0" t="0" r="16510" b="14605"/>
+            <wp:docPr id="7" name="Изображение 4"/>
             <wp:cNvGraphicFramePr>
               <a:graphicFrameLocks xmlns:a="http://schemas.openxmlformats.org/drawingml/2006/main" noChangeAspect="1"/>
             </wp:cNvGraphicFramePr>
@@ -2364,7 +2636,7 @@
               <a:graphicData uri="http://schemas.openxmlformats.org/drawingml/2006/picture">
                 <pic:pic xmlns:pic="http://schemas.openxmlformats.org/drawingml/2006/picture">
                   <pic:nvPicPr>
-                    <pic:cNvPr id="2" name="Изображение 2"/>
+                    <pic:cNvPr id="7" name="Изображение 4"/>
                     <pic:cNvPicPr>
                       <a:picLocks noChangeAspect="1"/>
                     </pic:cNvPicPr>
@@ -2378,7 +2650,7 @@
                   <pic:spPr>
                     <a:xfrm>
                       <a:off x="0" y="0"/>
-                      <a:ext cx="6003290" cy="4568190"/>
+                      <a:ext cx="5831840" cy="3947795"/>
                     </a:xfrm>
                     <a:prstGeom prst="rect">
                       <a:avLst/>
@@ -2404,6 +2676,63 @@
         <w:widowControl/>
         <w:numPr>
           <w:ilvl w:val="0"/>
+          <w:numId w:val="1"/>
+        </w:numPr>
+        <w:suppressLineNumbers w:val="0"/>
+        <w:kinsoku/>
+        <w:wordWrap/>
+        <w:overflowPunct/>
+        <w:topLinePunct w:val="0"/>
+        <w:autoSpaceDE/>
+        <w:autoSpaceDN/>
+        <w:bidi w:val="0"/>
+        <w:adjustRightInd/>
+        <w:snapToGrid/>
+        <w:spacing w:before="0" w:beforeAutospacing="1" w:after="0" w:afterAutospacing="1" w:line="360" w:lineRule="auto"/>
+        <w:ind w:left="440" w:leftChars="0" w:right="0" w:rightChars="0" w:firstLine="0" w:firstLineChars="0"/>
+        <w:jc w:val="center"/>
+        <w:textAlignment w:val="auto"/>
+        <w:rPr>
+          <w:rFonts w:hint="default"/>
+          <w:b/>
+          <w:bCs/>
+          <w:sz w:val="28"/>
+          <w:szCs w:val="28"/>
+          <w:lang w:val="en-US"/>
+        </w:rPr>
+      </w:pPr>
+      <w:r>
+        <w:rPr>
+          <w:rFonts w:hint="default"/>
+          <w:b/>
+          <w:bCs/>
+          <w:sz w:val="28"/>
+          <w:szCs w:val="28"/>
+          <w:lang w:val="en-US"/>
+        </w:rPr>
+        <w:t>UML-</w:t>
+      </w:r>
+      <w:r>
+        <w:rPr>
+          <w:rFonts w:hint="default"/>
+          <w:b/>
+          <w:bCs/>
+          <w:sz w:val="28"/>
+          <w:szCs w:val="28"/>
+          <w:lang w:val="ru-RU"/>
+        </w:rPr>
+        <w:t>диаграмма</w:t>
+      </w:r>
+    </w:p>
+    <w:p>
+      <w:pPr>
+        <w:pStyle w:val="22"/>
+        <w:keepNext w:val="0"/>
+        <w:keepLines w:val="0"/>
+        <w:pageBreakBefore w:val="0"/>
+        <w:widowControl/>
+        <w:numPr>
+          <w:ilvl w:val="0"/>
           <w:numId w:val="0"/>
         </w:numPr>
         <w:suppressLineNumbers w:val="0"/>
@@ -2422,54 +2751,15 @@
         <w:textAlignment w:val="auto"/>
         <w:rPr>
           <w:rFonts w:hint="default"/>
-          <w:lang w:val="ru-RU"/>
-        </w:rPr>
-      </w:pPr>
-    </w:p>
-    <w:p>
-      <w:pPr>
-        <w:numPr>
-          <w:ilvl w:val="0"/>
-          <w:numId w:val="1"/>
-        </w:numPr>
-        <w:spacing w:after="30" w:line="360" w:lineRule="auto"/>
-        <w:ind w:left="440" w:leftChars="0" w:firstLine="0" w:firstLineChars="0"/>
-        <w:jc w:val="center"/>
-        <w:rPr>
-          <w:rFonts w:hint="default" w:ascii="Times New Roman" w:hAnsi="Times New Roman" w:cs="Times New Roman"/>
-          <w:b/>
-          <w:bCs/>
-          <w:sz w:val="28"/>
-          <w:szCs w:val="28"/>
-          <w:lang w:val="ru-RU"/>
-        </w:rPr>
-      </w:pPr>
-      <w:r>
-        <w:rPr>
-          <w:rFonts w:hint="default" w:ascii="Times New Roman" w:hAnsi="Times New Roman" w:cs="Times New Roman"/>
-          <w:b/>
-          <w:bCs/>
-          <w:sz w:val="28"/>
-          <w:szCs w:val="28"/>
-          <w:lang w:val="ru-RU"/>
-        </w:rPr>
-        <w:t>Объяснение результатов работы программы</w:t>
-      </w:r>
-    </w:p>
-    <w:p>
-      <w:pPr>
-        <w:numPr>
-          <w:numId w:val="0"/>
-        </w:numPr>
-        <w:spacing w:after="30" w:line="360" w:lineRule="auto"/>
-        <w:jc w:val="both"/>
+          <w:lang w:val="en-US"/>
+        </w:rPr>
       </w:pPr>
       <w:r>
         <w:drawing>
           <wp:inline distT="0" distB="0" distL="114300" distR="114300">
-            <wp:extent cx="5788025" cy="1315720"/>
-            <wp:effectExtent l="0" t="0" r="3175" b="17780"/>
-            <wp:docPr id="3" name="Изображение 3"/>
+            <wp:extent cx="4692650" cy="5218430"/>
+            <wp:effectExtent l="0" t="0" r="12700" b="1270"/>
+            <wp:docPr id="9" name="Изображение 6"/>
             <wp:cNvGraphicFramePr>
               <a:graphicFrameLocks xmlns:a="http://schemas.openxmlformats.org/drawingml/2006/main" noChangeAspect="1"/>
             </wp:cNvGraphicFramePr>
@@ -2477,7 +2767,7 @@
               <a:graphicData uri="http://schemas.openxmlformats.org/drawingml/2006/picture">
                 <pic:pic xmlns:pic="http://schemas.openxmlformats.org/drawingml/2006/picture">
                   <pic:nvPicPr>
-                    <pic:cNvPr id="3" name="Изображение 3"/>
+                    <pic:cNvPr id="9" name="Изображение 6"/>
                     <pic:cNvPicPr>
                       <a:picLocks noChangeAspect="1"/>
                     </pic:cNvPicPr>
@@ -2491,7 +2781,7 @@
                   <pic:spPr>
                     <a:xfrm>
                       <a:off x="0" y="0"/>
-                      <a:ext cx="5788025" cy="1315720"/>
+                      <a:ext cx="4692650" cy="5218430"/>
                     </a:xfrm>
                     <a:prstGeom prst="rect">
                       <a:avLst/>
@@ -2507,15 +2797,61 @@
           </wp:inline>
         </w:drawing>
       </w:r>
-    </w:p>
-    <w:p>
-      <w:pPr>
-        <w:numPr>
+      <w:bookmarkStart w:id="0" w:name="_GoBack"/>
+      <w:bookmarkEnd w:id="0"/>
+    </w:p>
+    <w:p>
+      <w:pPr>
+        <w:pStyle w:val="22"/>
+        <w:keepNext w:val="0"/>
+        <w:keepLines w:val="0"/>
+        <w:pageBreakBefore w:val="0"/>
+        <w:widowControl/>
+        <w:numPr>
+          <w:ilvl w:val="0"/>
           <w:numId w:val="0"/>
         </w:numPr>
-        <w:spacing w:after="30" w:line="360" w:lineRule="auto"/>
-        <w:ind w:firstLine="708" w:firstLineChars="0"/>
-        <w:jc w:val="both"/>
+        <w:suppressLineNumbers w:val="0"/>
+        <w:kinsoku/>
+        <w:wordWrap/>
+        <w:overflowPunct/>
+        <w:topLinePunct w:val="0"/>
+        <w:autoSpaceDE/>
+        <w:autoSpaceDN/>
+        <w:bidi w:val="0"/>
+        <w:adjustRightInd/>
+        <w:snapToGrid/>
+        <w:spacing w:before="0" w:beforeAutospacing="1" w:after="0" w:afterAutospacing="1" w:line="360" w:lineRule="auto"/>
+        <w:ind w:right="0" w:rightChars="0"/>
+        <w:jc w:val="both"/>
+        <w:textAlignment w:val="auto"/>
+      </w:pPr>
+    </w:p>
+    <w:p>
+      <w:pPr>
+        <w:pStyle w:val="22"/>
+        <w:keepNext w:val="0"/>
+        <w:keepLines w:val="0"/>
+        <w:pageBreakBefore w:val="0"/>
+        <w:widowControl/>
+        <w:numPr>
+          <w:ilvl w:val="0"/>
+          <w:numId w:val="0"/>
+        </w:numPr>
+        <w:suppressLineNumbers w:val="0"/>
+        <w:kinsoku/>
+        <w:wordWrap/>
+        <w:overflowPunct/>
+        <w:topLinePunct w:val="0"/>
+        <w:autoSpaceDE/>
+        <w:autoSpaceDN/>
+        <w:bidi w:val="0"/>
+        <w:adjustRightInd/>
+        <w:snapToGrid/>
+        <w:spacing w:before="0" w:beforeAutospacing="1" w:after="0" w:afterAutospacing="1" w:line="360" w:lineRule="auto"/>
+        <w:ind w:right="0" w:rightChars="0"/>
+        <w:jc w:val="both"/>
+        <w:textAlignment w:val="auto"/>
         <w:rPr>
           <w:rFonts w:hint="default" w:ascii="Times New Roman" w:hAnsi="Times New Roman" w:eastAsia="SimSun" w:cs="Times New Roman"/>
           <w:sz w:val="28"/>
@@ -2528,16 +2864,15 @@
           <w:sz w:val="28"/>
           <w:szCs w:val="28"/>
         </w:rPr>
-        <w:t xml:space="preserve">Программа успешно обнаруживает ошибки на стадии выполнения. Если пользователь вводит некорректный индекс или пытается создать слишком большой список, управление немедленно передается в блок </w:t>
-      </w:r>
-      <w:r>
-        <w:rPr>
-          <w:rStyle w:val="15"/>
+        <w:t>UML-диаграмма отражает структуру программы для второго варианта реализации.</w:t>
+      </w:r>
+      <w:r>
+        <w:rPr>
           <w:rFonts w:hint="default" w:ascii="Times New Roman" w:hAnsi="Times New Roman" w:eastAsia="SimSun" w:cs="Times New Roman"/>
           <w:sz w:val="28"/>
           <w:szCs w:val="28"/>
         </w:rPr>
-        <w:t>catch</w:t>
+        <w:br w:type="textWrapping"/>
       </w:r>
       <w:r>
         <w:rPr>
@@ -2545,8 +2880,89 @@
           <w:sz w:val="28"/>
           <w:szCs w:val="28"/>
         </w:rPr>
-        <w:t>. Это предотвращает аварийное завершение программы (crash) и позволяет вывести пользователю понятное сообщение о причине сбоя.</w:t>
-      </w:r>
+        <w:t>Класс List является контейнером и реализует список на базе динамического массива.</w:t>
+      </w:r>
+      <w:r>
+        <w:rPr>
+          <w:rFonts w:hint="default" w:ascii="Times New Roman" w:hAnsi="Times New Roman" w:eastAsia="SimSun" w:cs="Times New Roman"/>
+          <w:sz w:val="28"/>
+          <w:szCs w:val="28"/>
+        </w:rPr>
+        <w:br w:type="textWrapping"/>
+      </w:r>
+      <w:r>
+        <w:rPr>
+          <w:rFonts w:hint="default" w:ascii="Times New Roman" w:hAnsi="Times New Roman" w:eastAsia="SimSun" w:cs="Times New Roman"/>
+          <w:sz w:val="28"/>
+          <w:szCs w:val="28"/>
+        </w:rPr>
+        <w:t>Класс error используется для представления исключений и содержит текст ошибки.</w:t>
+      </w:r>
+      <w:r>
+        <w:rPr>
+          <w:rFonts w:hint="default" w:ascii="Times New Roman" w:hAnsi="Times New Roman" w:eastAsia="SimSun" w:cs="Times New Roman"/>
+          <w:sz w:val="28"/>
+          <w:szCs w:val="28"/>
+        </w:rPr>
+        <w:br w:type="textWrapping"/>
+      </w:r>
+      <w:r>
+        <w:rPr>
+          <w:rFonts w:hint="default" w:ascii="Times New Roman" w:hAnsi="Times New Roman" w:eastAsia="SimSun" w:cs="Times New Roman"/>
+          <w:sz w:val="28"/>
+          <w:szCs w:val="28"/>
+        </w:rPr>
+        <w:t>В первом варианте исключения реализуются с использованием типа int,</w:t>
+      </w:r>
+      <w:r>
+        <w:rPr>
+          <w:rFonts w:hint="default" w:ascii="Times New Roman" w:hAnsi="Times New Roman" w:eastAsia="SimSun" w:cs="Times New Roman"/>
+          <w:sz w:val="28"/>
+          <w:szCs w:val="28"/>
+        </w:rPr>
+        <w:br w:type="textWrapping"/>
+      </w:r>
+      <w:r>
+        <w:rPr>
+          <w:rFonts w:hint="default" w:ascii="Times New Roman" w:hAnsi="Times New Roman" w:eastAsia="SimSun" w:cs="Times New Roman"/>
+          <w:sz w:val="28"/>
+          <w:szCs w:val="28"/>
+        </w:rPr>
+        <w:t>поэтому отдельный класс исключений отсутствует на диаграмме.</w:t>
+      </w:r>
+    </w:p>
+    <w:p>
+      <w:pPr>
+        <w:pStyle w:val="22"/>
+        <w:keepNext w:val="0"/>
+        <w:keepLines w:val="0"/>
+        <w:pageBreakBefore w:val="0"/>
+        <w:widowControl/>
+        <w:numPr>
+          <w:ilvl w:val="0"/>
+          <w:numId w:val="0"/>
+        </w:numPr>
+        <w:suppressLineNumbers w:val="0"/>
+        <w:kinsoku/>
+        <w:wordWrap/>
+        <w:overflowPunct/>
+        <w:topLinePunct w:val="0"/>
+        <w:autoSpaceDE/>
+        <w:autoSpaceDN/>
+        <w:bidi w:val="0"/>
+        <w:adjustRightInd/>
+        <w:snapToGrid/>
+        <w:spacing w:before="0" w:beforeAutospacing="1" w:after="0" w:afterAutospacing="1" w:line="360" w:lineRule="auto"/>
+        <w:ind w:right="0" w:rightChars="0"/>
+        <w:jc w:val="both"/>
+        <w:textAlignment w:val="auto"/>
+        <w:rPr>
+          <w:rFonts w:hint="default" w:ascii="Times New Roman" w:hAnsi="Times New Roman" w:eastAsia="SimSun" w:cs="Times New Roman"/>
+          <w:sz w:val="28"/>
+          <w:szCs w:val="28"/>
+          <w:lang w:val="ru-RU"/>
+        </w:rPr>
+      </w:pPr>
     </w:p>
     <w:p>
       <w:pPr>
@@ -2558,7 +2974,147 @@
         <w:ind w:left="440" w:leftChars="0" w:firstLine="0" w:firstLineChars="0"/>
         <w:jc w:val="center"/>
         <w:rPr>
+          <w:rFonts w:hint="default" w:ascii="Times New Roman" w:hAnsi="Times New Roman" w:cs="Times New Roman"/>
+          <w:b/>
+          <w:bCs/>
+          <w:sz w:val="28"/>
+          <w:szCs w:val="28"/>
+          <w:lang w:val="ru-RU"/>
+        </w:rPr>
+      </w:pPr>
+      <w:r>
+        <w:rPr>
+          <w:rFonts w:hint="default" w:ascii="Times New Roman" w:hAnsi="Times New Roman" w:cs="Times New Roman"/>
+          <w:b/>
+          <w:bCs/>
+          <w:sz w:val="28"/>
+          <w:szCs w:val="28"/>
+          <w:lang w:val="ru-RU"/>
+        </w:rPr>
+        <w:t>Объяснение результатов работы программы</w:t>
+      </w:r>
+    </w:p>
+    <w:p>
+      <w:pPr>
+        <w:numPr>
+          <w:ilvl w:val="0"/>
+          <w:numId w:val="0"/>
+        </w:numPr>
+        <w:spacing w:after="30" w:line="360" w:lineRule="auto"/>
+        <w:jc w:val="both"/>
+      </w:pPr>
+      <w:r>
+        <w:drawing>
+          <wp:inline distT="0" distB="0" distL="114300" distR="114300">
+            <wp:extent cx="5840730" cy="2981325"/>
+            <wp:effectExtent l="0" t="0" r="7620" b="9525"/>
+            <wp:docPr id="10" name="Изображение 7"/>
+            <wp:cNvGraphicFramePr>
+              <a:graphicFrameLocks xmlns:a="http://schemas.openxmlformats.org/drawingml/2006/main" noChangeAspect="1"/>
+            </wp:cNvGraphicFramePr>
+            <a:graphic xmlns:a="http://schemas.openxmlformats.org/drawingml/2006/main">
+              <a:graphicData uri="http://schemas.openxmlformats.org/drawingml/2006/picture">
+                <pic:pic xmlns:pic="http://schemas.openxmlformats.org/drawingml/2006/picture">
+                  <pic:nvPicPr>
+                    <pic:cNvPr id="10" name="Изображение 7"/>
+                    <pic:cNvPicPr>
+                      <a:picLocks noChangeAspect="1"/>
+                    </pic:cNvPicPr>
+                  </pic:nvPicPr>
+                  <pic:blipFill>
+                    <a:blip r:embed="rId10"/>
+                    <a:stretch>
+                      <a:fillRect/>
+                    </a:stretch>
+                  </pic:blipFill>
+                  <pic:spPr>
+                    <a:xfrm>
+                      <a:off x="0" y="0"/>
+                      <a:ext cx="5840730" cy="2981325"/>
+                    </a:xfrm>
+                    <a:prstGeom prst="rect">
+                      <a:avLst/>
+                    </a:prstGeom>
+                    <a:noFill/>
+                    <a:ln>
+                      <a:noFill/>
+                    </a:ln>
+                  </pic:spPr>
+                </pic:pic>
+              </a:graphicData>
+            </a:graphic>
+          </wp:inline>
+        </w:drawing>
+      </w:r>
+    </w:p>
+    <w:p>
+      <w:pPr>
+        <w:numPr>
+          <w:ilvl w:val="0"/>
+          <w:numId w:val="0"/>
+        </w:numPr>
+        <w:spacing w:after="30" w:line="360" w:lineRule="auto"/>
+        <w:ind w:firstLine="708" w:firstLineChars="0"/>
+        <w:jc w:val="both"/>
+        <w:rPr>
           <w:rFonts w:hint="default" w:ascii="Times New Roman" w:hAnsi="Times New Roman" w:eastAsia="SimSun" w:cs="Times New Roman"/>
+          <w:sz w:val="28"/>
+          <w:szCs w:val="28"/>
+        </w:rPr>
+      </w:pPr>
+      <w:r>
+        <w:rPr>
+          <w:rFonts w:hint="default" w:ascii="Times New Roman" w:hAnsi="Times New Roman" w:eastAsia="SimSun" w:cs="Times New Roman"/>
+          <w:sz w:val="28"/>
+          <w:szCs w:val="28"/>
+        </w:rPr>
+        <w:t xml:space="preserve">Программа успешно обнаруживает ошибки на стадии выполнения. Если пользователь вводит некорректный индекс или пытается создать слишком большой список, управление немедленно передается в блок </w:t>
+      </w:r>
+      <w:r>
+        <w:rPr>
+          <w:rStyle w:val="15"/>
+          <w:rFonts w:hint="default" w:ascii="Times New Roman" w:hAnsi="Times New Roman" w:eastAsia="SimSun" w:cs="Times New Roman"/>
+          <w:sz w:val="28"/>
+          <w:szCs w:val="28"/>
+        </w:rPr>
+        <w:t>catch</w:t>
+      </w:r>
+      <w:r>
+        <w:rPr>
+          <w:rFonts w:hint="default" w:ascii="Times New Roman" w:hAnsi="Times New Roman" w:eastAsia="SimSun" w:cs="Times New Roman"/>
+          <w:sz w:val="28"/>
+          <w:szCs w:val="28"/>
+        </w:rPr>
+        <w:t>. Это предотвращает аварийное завершение программы (crash) и позволяет вывести пользователю понятное сообщение о причине сбоя.</w:t>
+      </w:r>
+    </w:p>
+    <w:p>
+      <w:pPr>
+        <w:numPr>
+          <w:ilvl w:val="0"/>
+          <w:numId w:val="0"/>
+        </w:numPr>
+        <w:spacing w:after="30" w:line="360" w:lineRule="auto"/>
+        <w:ind w:firstLine="708" w:firstLineChars="0"/>
+        <w:jc w:val="both"/>
+        <w:rPr>
+          <w:rFonts w:hint="default" w:ascii="Times New Roman" w:hAnsi="Times New Roman" w:eastAsia="SimSun" w:cs="Times New Roman"/>
+          <w:sz w:val="28"/>
+          <w:szCs w:val="28"/>
+        </w:rPr>
+      </w:pPr>
+    </w:p>
+    <w:p>
+      <w:pPr>
+        <w:numPr>
+          <w:ilvl w:val="0"/>
+          <w:numId w:val="1"/>
+        </w:numPr>
+        <w:spacing w:after="30" w:line="360" w:lineRule="auto"/>
+        <w:ind w:left="440" w:leftChars="0" w:firstLine="0" w:firstLineChars="0"/>
+        <w:jc w:val="center"/>
+        <w:rPr>
+          <w:rFonts w:hint="default" w:ascii="Times New Roman" w:hAnsi="Times New Roman" w:eastAsia="SimSun" w:cs="Times New Roman"/>
           <w:b/>
           <w:bCs/>
           <w:sz w:val="28"/>
@@ -2574,20 +3130,7 @@
           <w:szCs w:val="28"/>
           <w:lang w:val="ru-RU"/>
         </w:rPr>
-        <w:t>Ответы на контро</w:t>
-      </w:r>
-      <w:bookmarkStart w:id="0" w:name="_GoBack"/>
-      <w:bookmarkEnd w:id="0"/>
-      <w:r>
-        <w:rPr>
-          <w:rFonts w:hint="default" w:ascii="Times New Roman" w:hAnsi="Times New Roman" w:cs="Times New Roman"/>
-          <w:b/>
-          <w:bCs/>
-          <w:sz w:val="28"/>
-          <w:szCs w:val="28"/>
-          <w:lang w:val="ru-RU"/>
-        </w:rPr>
-        <w:t>льные вопросы.</w:t>
+        <w:t>Ответы на контрольные вопросы.</w:t>
       </w:r>
     </w:p>
     <w:p>
@@ -3412,6 +3955,28 @@
     </w:lvl>
   </w:abstractNum>
   <w:abstractNum w:abstractNumId="2">
+    <w:nsid w:val="D19C240B"/>
+    <w:multiLevelType w:val="singleLevel"/>
+    <w:tmpl w:val="D19C240B"/>
+    <w:lvl w:ilvl="0" w:tentative="0">
+      <w:start w:val="1"/>
+      <w:numFmt w:val="bullet"/>
+      <w:lvlText w:val=""/>
+      <w:lvlJc w:val="left"/>
+      <w:pPr>
+        <w:tabs>
+          <w:tab w:val="left" w:pos="840"/>
+        </w:tabs>
+        <w:ind w:left="840" w:leftChars="0" w:hanging="420" w:firstLineChars="0"/>
+      </w:pPr>
+      <w:rPr>
+        <w:rFonts w:hint="default" w:ascii="Wingdings" w:hAnsi="Wingdings"/>
+        <w:sz w:val="18"/>
+        <w:szCs w:val="18"/>
+      </w:rPr>
+    </w:lvl>
+  </w:abstractNum>
+  <w:abstractNum w:abstractNumId="3">
     <w:nsid w:val="15356C66"/>
     <w:multiLevelType w:val="multilevel"/>
     <w:tmpl w:val="15356C66"/>
@@ -3553,7 +4118,7 @@
       </w:rPr>
     </w:lvl>
   </w:abstractNum>
-  <w:abstractNum w:abstractNumId="3">
+  <w:abstractNum w:abstractNumId="4">
     <w:nsid w:val="1FE2EE1F"/>
     <w:multiLevelType w:val="singleLevel"/>
     <w:tmpl w:val="1FE2EE1F"/>
@@ -3575,7 +4140,7 @@
       </w:rPr>
     </w:lvl>
   </w:abstractNum>
-  <w:abstractNum w:abstractNumId="4">
+  <w:abstractNum w:abstractNumId="5">
     <w:nsid w:val="2438FFE4"/>
     <w:multiLevelType w:val="singleLevel"/>
     <w:tmpl w:val="2438FFE4"/>
@@ -3587,7 +4152,7 @@
       <w:lvlJc w:val="left"/>
     </w:lvl>
   </w:abstractNum>
-  <w:abstractNum w:abstractNumId="5">
+  <w:abstractNum w:abstractNumId="6">
     <w:nsid w:val="51FC7A63"/>
     <w:multiLevelType w:val="multilevel"/>
     <w:tmpl w:val="51FC7A63"/>
@@ -3680,7 +4245,7 @@
       </w:pPr>
     </w:lvl>
   </w:abstractNum>
-  <w:abstractNum w:abstractNumId="6">
+  <w:abstractNum w:abstractNumId="7">
     <w:nsid w:val="5AE9ED33"/>
     <w:multiLevelType w:val="singleLevel"/>
     <w:tmpl w:val="5AE9ED33"/>
@@ -3695,51 +4260,29 @@
       </w:pPr>
     </w:lvl>
   </w:abstractNum>
-  <w:abstractNum w:abstractNumId="7">
-    <w:nsid w:val="7E4794FB"/>
-    <w:multiLevelType w:val="singleLevel"/>
-    <w:tmpl w:val="7E4794FB"/>
-    <w:lvl w:ilvl="0" w:tentative="0">
-      <w:start w:val="1"/>
-      <w:numFmt w:val="bullet"/>
-      <w:lvlText w:val=""/>
-      <w:lvlJc w:val="left"/>
-      <w:pPr>
-        <w:tabs>
-          <w:tab w:val="left" w:pos="420"/>
-        </w:tabs>
-        <w:ind w:left="860" w:leftChars="0" w:hanging="420" w:firstLineChars="0"/>
-      </w:pPr>
-      <w:rPr>
-        <w:rFonts w:hint="default" w:ascii="Wingdings" w:hAnsi="Wingdings"/>
-        <w:sz w:val="18"/>
-        <w:szCs w:val="18"/>
-      </w:rPr>
-    </w:lvl>
-  </w:abstractNum>
   <w:num w:numId="1">
-    <w:abstractNumId w:val="5"/>
+    <w:abstractNumId w:val="6"/>
   </w:num>
   <w:num w:numId="2">
-    <w:abstractNumId w:val="6"/>
+    <w:abstractNumId w:val="7"/>
   </w:num>
   <w:num w:numId="3">
     <w:abstractNumId w:val="1"/>
   </w:num>
   <w:num w:numId="4">
-    <w:abstractNumId w:val="7"/>
+    <w:abstractNumId w:val="2"/>
   </w:num>
   <w:num w:numId="5">
-    <w:abstractNumId w:val="2"/>
+    <w:abstractNumId w:val="3"/>
   </w:num>
   <w:num w:numId="6">
     <w:abstractNumId w:val="0"/>
   </w:num>
   <w:num w:numId="7">
-    <w:abstractNumId w:val="3"/>
+    <w:abstractNumId w:val="4"/>
   </w:num>
   <w:num w:numId="8">
-    <w:abstractNumId w:val="4"/>
+    <w:abstractNumId w:val="5"/>
   </w:num>
 </w:numbering>
 </file>
